--- a/manuscripts/table1.docx
+++ b/manuscripts/table1.docx
@@ -4197,7 +4197,11 @@
         <w:pStyle w:val="FirstParagraph"/>
       </w:pPr>
     </w:p>
-    <w:sectPr/>
+    <w:sectPr>
+      <w:footnotePr>
+        <w:numRestart w:val="eachSect"/>
+      </w:footnotePr>
+    </w:sectPr>
   </w:body>
 </w:document>
 </file>
@@ -4369,8 +4373,6 @@
     </w:pPr>
     <w:rPr>
       <w:rFonts w:asciiTheme="majorHAnsi" w:cstheme="majorBidi" w:eastAsiaTheme="majorEastAsia" w:hAnsiTheme="majorHAnsi"/>
-      <w:spacing w:val="-10"/>
-      <w:kern w:val="28"/>
       <w:sz w:val="56"/>
       <w:szCs w:val="56"/>
     </w:rPr>
@@ -4383,8 +4385,6 @@
     <w:rsid w:val="00A10FD9"/>
     <w:rPr>
       <w:rFonts w:asciiTheme="majorHAnsi" w:cstheme="majorBidi" w:eastAsiaTheme="majorEastAsia" w:hAnsiTheme="majorHAnsi"/>
-      <w:spacing w:val="-10"/>
-      <w:kern w:val="28"/>
       <w:sz w:val="56"/>
       <w:szCs w:val="56"/>
     </w:rPr>
@@ -4425,23 +4425,31 @@
   </w:style>
   <w:style w:customStyle="1" w:styleId="Author" w:type="paragraph">
     <w:name w:val="Author"/>
+    <w:basedOn w:val="Title"/>
     <w:next w:val="BodyText"/>
     <w:qFormat/>
     <w:pPr>
       <w:keepNext/>
       <w:keepLines/>
-      <w:jc w:val="center"/>
     </w:pPr>
+    <w:rPr>
+      <w:sz w:val="24"/>
+      <w:szCs w:val="24"/>
+    </w:rPr>
   </w:style>
   <w:style w:styleId="Date" w:type="paragraph">
     <w:name w:val="Date"/>
+    <w:basedOn w:val="Title"/>
     <w:next w:val="BodyText"/>
     <w:qFormat/>
     <w:pPr>
       <w:keepNext/>
       <w:keepLines/>
-      <w:jc w:val="center"/>
     </w:pPr>
+    <w:rPr>
+      <w:sz w:val="24"/>
+      <w:szCs w:val="24"/>
+    </w:rPr>
   </w:style>
   <w:style w:customStyle="1" w:styleId="AbstractTitle" w:type="paragraph">
     <w:name w:val="Abstract Title"/>

--- a/manuscripts/table1.docx
+++ b/manuscripts/table1.docx
@@ -224,15 +224,6 @@
               </w:rPr>
               <w:t xml:space="preserve">p-value</w:t>
             </w:r>
-            <w:r>
-              <w:rPr>
-                <w:vertAlign w:val="superscript"/>
-                <w:i/>
-                <w:rFonts w:ascii="Calibri" w:hAnsi="Calibri"/>
-                <w:sz w:val="20"/>
-              </w:rPr>
-              <w:t xml:space="default">2</w:t>
-            </w:r>
           </w:p>
         </w:tc>
       </w:tr>
@@ -357,7 +348,7 @@
                 <w:rFonts w:ascii="Calibri" w:hAnsi="Calibri"/>
                 <w:sz w:val="20"/>
               </w:rPr>
-              <w:t xml:space="default">0.91</w:t>
+              <w:t xml:space="default"/>
             </w:r>
           </w:p>
         </w:tc>
@@ -483,7 +474,7 @@
                 <w:rFonts w:ascii="Calibri" w:hAnsi="Calibri"/>
                 <w:sz w:val="20"/>
               </w:rPr>
-              <w:t xml:space="default">0.12</w:t>
+              <w:t xml:space="default"/>
             </w:r>
           </w:p>
         </w:tc>
@@ -859,7 +850,7 @@
                 <w:rFonts w:ascii="Calibri" w:hAnsi="Calibri"/>
                 <w:sz w:val="20"/>
               </w:rPr>
-              <w:t xml:space="default">0.59</w:t>
+              <w:t xml:space="default"/>
             </w:r>
           </w:p>
         </w:tc>
@@ -1610,7 +1601,7 @@
                 <w:rFonts w:ascii="Calibri" w:hAnsi="Calibri"/>
                 <w:sz w:val="20"/>
               </w:rPr>
-              <w:t xml:space="default">0.42</w:t>
+              <w:t xml:space="default"/>
             </w:r>
           </w:p>
         </w:tc>
@@ -2111,7 +2102,7 @@
                 <w:rFonts w:ascii="Calibri" w:hAnsi="Calibri"/>
                 <w:sz w:val="20"/>
               </w:rPr>
-              <w:t xml:space="default">0.20</w:t>
+              <w:t xml:space="default"/>
             </w:r>
           </w:p>
         </w:tc>
@@ -2237,7 +2228,7 @@
                 <w:rFonts w:ascii="Calibri" w:hAnsi="Calibri"/>
                 <w:sz w:val="20"/>
               </w:rPr>
-              <w:t xml:space="default">0.34</w:t>
+              <w:t xml:space="default"/>
             </w:r>
           </w:p>
         </w:tc>
@@ -2363,7 +2354,7 @@
                 <w:rFonts w:ascii="Calibri" w:hAnsi="Calibri"/>
                 <w:sz w:val="20"/>
               </w:rPr>
-              <w:t xml:space="default">0.014</w:t>
+              <w:t xml:space="default"/>
             </w:r>
           </w:p>
         </w:tc>
@@ -2489,7 +2480,7 @@
                 <w:rFonts w:ascii="Calibri" w:hAnsi="Calibri"/>
                 <w:sz w:val="20"/>
               </w:rPr>
-              <w:t xml:space="default">&lt;0.001</w:t>
+              <w:t xml:space="default"/>
             </w:r>
           </w:p>
         </w:tc>
@@ -2615,7 +2606,7 @@
                 <w:rFonts w:ascii="Calibri" w:hAnsi="Calibri"/>
                 <w:sz w:val="20"/>
               </w:rPr>
-              <w:t xml:space="default">0.076</w:t>
+              <w:t xml:space="default"/>
             </w:r>
           </w:p>
         </w:tc>
@@ -2741,7 +2732,7 @@
                 <w:rFonts w:ascii="Calibri" w:hAnsi="Calibri"/>
                 <w:sz w:val="20"/>
               </w:rPr>
-              <w:t xml:space="default">0.95</w:t>
+              <w:t xml:space="default"/>
             </w:r>
           </w:p>
         </w:tc>
@@ -2867,7 +2858,7 @@
                 <w:rFonts w:ascii="Calibri" w:hAnsi="Calibri"/>
                 <w:sz w:val="20"/>
               </w:rPr>
-              <w:t xml:space="default">0.68</w:t>
+              <w:t xml:space="default"/>
             </w:r>
           </w:p>
         </w:tc>
@@ -2993,7 +2984,7 @@
                 <w:rFonts w:ascii="Calibri" w:hAnsi="Calibri"/>
                 <w:sz w:val="20"/>
               </w:rPr>
-              <w:t xml:space="default">0.48</w:t>
+              <w:t xml:space="default"/>
             </w:r>
           </w:p>
         </w:tc>
@@ -3119,7 +3110,7 @@
                 <w:rFonts w:ascii="Calibri" w:hAnsi="Calibri"/>
                 <w:sz w:val="20"/>
               </w:rPr>
-              <w:t xml:space="default">0.002</w:t>
+              <w:t xml:space="default"/>
             </w:r>
           </w:p>
         </w:tc>
@@ -3620,7 +3611,7 @@
                 <w:rFonts w:ascii="Calibri" w:hAnsi="Calibri"/>
                 <w:sz w:val="20"/>
               </w:rPr>
-              <w:t xml:space="default">0.060</w:t>
+              <w:t xml:space="default"/>
             </w:r>
           </w:p>
         </w:tc>
@@ -3746,7 +3737,7 @@
                 <w:rFonts w:ascii="Calibri" w:hAnsi="Calibri"/>
                 <w:sz w:val="20"/>
               </w:rPr>
-              <w:t xml:space="default">0.14</w:t>
+              <w:t xml:space="default"/>
             </w:r>
           </w:p>
         </w:tc>
@@ -3872,7 +3863,7 @@
                 <w:rFonts w:ascii="Calibri" w:hAnsi="Calibri"/>
                 <w:sz w:val="20"/>
               </w:rPr>
-              <w:t xml:space="default">0.18</w:t>
+              <w:t xml:space="default"/>
             </w:r>
           </w:p>
         </w:tc>
@@ -4155,38 +4146,6 @@
                 <w:sz w:val="20"/>
               </w:rPr>
               <w:t xml:space="default">Median (Q1, Q3); n (%)</w:t>
-            </w:r>
-          </w:p>
-        </w:tc>
-      </w:tr>
-      <w:tr>
-        <w:trPr>
-          <w:cantSplit/>
-        </w:trPr>
-        <w:tc>
-          <w:tcPr>
-            <w:gridSpan w:val="5"/>
-          </w:tcPr>
-          <w:p>
-            <w:pPr>
-              <w:spacing w:before="0" w:after="60"/>
-              <w:keepNext/>
-            </w:pPr>
-            <w:r>
-              <w:rPr>
-                <w:vertAlign w:val="superscript"/>
-                <w:i/>
-                <w:rFonts w:ascii="Calibri" w:hAnsi="Calibri"/>
-                <w:sz w:val="20"/>
-              </w:rPr>
-              <w:t xml:space="default">2</w:t>
-            </w:r>
-            <w:r>
-              <w:rPr>
-                <w:rFonts w:ascii="Calibri" w:hAnsi="Calibri"/>
-                <w:sz w:val="20"/>
-              </w:rPr>
-              <w:t xml:space="default">Wilcoxon rank sum test; Pearson's Chi-squared test; Fisher's exact test</w:t>
             </w:r>
           </w:p>
         </w:tc>
